--- a/Task01/Original/正式成果/《檐下千秋》游戏策划案（正式稿）.docx
+++ b/Task01/Original/正式成果/《檐下千秋》游戏策划案（正式稿）.docx
@@ -121,7 +121,7 @@
           <w:sz w:val="32"/>
           <w:szCs w:val="32"/>
         </w:rPr>
-        <w:t>小游戏</w:t>
+        <w:t>本科组</w:t>
       </w:r>
     </w:p>
     <w:p>
@@ -144,7 +144,7 @@
           <w:sz w:val="32"/>
           <w:szCs w:val="32"/>
         </w:rPr>
-        <w:t>8</w:t>
+        <w:t>9</w:t>
       </w:r>
       <w:r>
         <w:rPr>

--- a/Task01/Original/正式成果/《檐下千秋》游戏策划案（正式稿）.docx
+++ b/Task01/Original/正式成果/《檐下千秋》游戏策划案（正式稿）.docx
@@ -19603,7 +19603,7 @@
         </w:rPr>
       </w:pPr>
       <w:r>
-        <w:t>4. 保留可核验的边界说明。正式稿在 2.6、3.6 与第七章明确标注制作边界，而非用模糊措辞掩盖。</w:t>
+        <w:t>4. 保留可核验的边界说明。正式稿在 2.6 与 3.6 明确标注制作边界，而非用模糊措辞掩盖。</w:t>
       </w:r>
     </w:p>
     <w:p>

--- a/Task01/Original/正式成果/《檐下千秋》游戏策划案（正式稿）.docx
+++ b/Task01/Original/正式成果/《檐下千秋》游戏策划案（正式稿）.docx
@@ -544,7 +544,7 @@
         </w:rPr>
       </w:pPr>
       <w:r>
-        <w:t>技术平台为 Windows x64（Godot 4.5.2 引擎，逻辑分辨率 540×960 竖屏，默认窗口 450×800）。操作设计同时覆盖鼠标与触控，移动端安装包尚未构建。</w:t>
+        <w:t>技术平台为 Windows x64（Godot 4.5.2 引擎，逻辑分辨率 1280×720 横屏，默认窗口 1280×720）。操作设计同时覆盖鼠标与触控，移动端安装包尚未构建。</w:t>
       </w:r>
     </w:p>
     <w:p>
@@ -602,41 +602,31 @@
         </w:rPr>
       </w:pPr>
       <w:r>
-        <w:t>视觉风格以国风水墨为基调，与"</w:t>
+        <w:t>视觉风格以国风水墨为基调，与"墨痕／墨灵"的世界观相统一。场景以现实古建形制为蓝本（风雨廊桥、社庙、戏楼、官道牌坊、通天塔），经水墨化处理；人物为程序绘制的墨色剪影；界面采用横屏水墨行旅布局，调查、描摹、构件与战斗画布位于左侧，说明位于右侧独立滚动区。</w:t>
       </w:r>
       <w:r>
         <w:rPr>
           <w:color w:val="0000FF"/>
         </w:rPr>
-        <w:t>墨痕</w:t>
-      </w:r>
-      <w:r>
-        <w:t>／</w:t>
-      </w:r>
+      </w:r>
+      <w:r/>
       <w:r>
         <w:rPr>
           <w:color w:val="0000FF"/>
         </w:rPr>
-        <w:t>墨灵</w:t>
-      </w:r>
-      <w:r>
-        <w:t>"的世界观相统一。场景以现实古建形制为蓝本（风雨廊桥、社庙、戏楼、官道牌坊、</w:t>
-      </w:r>
+      </w:r>
+      <w:r/>
       <w:r>
         <w:rPr>
           <w:color w:val="0000FF"/>
         </w:rPr>
-        <w:t>通天塔</w:t>
       </w:r>
       <w:r>
         <w:rPr>
           <w:rStyle w:val="a3"/>
         </w:rPr>
-        <w:footnoteReference w:id="8"/>
-      </w:r>
-      <w:r>
-        <w:t>），经水墨化处理；人物为程序绘制的墨色剪影；界面采用古卷轴形态，正文区为可纵向滚动的"谱页"。</w:t>
-      </w:r>
+      </w:r>
+      <w:r/>
     </w:p>
     <w:p>
       <w:pPr>
@@ -16078,7 +16068,7 @@
               </w:rPr>
             </w:pPr>
             <w:r>
-              <w:t>纵向滚动"谱页"；标签 18 号，自动换行</w:t>
+              <w:t>横屏场景与说明分栏；说明可独立滚动；标签 18 号，自动换行</w:t>
             </w:r>
           </w:p>
         </w:tc>
@@ -16158,17 +16148,14 @@
               </w:rPr>
             </w:pPr>
             <w:r>
-              <w:t xml:space="preserve">五列常驻：地图 · </w:t>
+              <w:t>进入旅程后五列常驻：关卡 · 心舍 · 账册 · 设置 · 剧情</w:t>
             </w:r>
             <w:r>
               <w:rPr>
                 <w:color w:val="0000FF"/>
               </w:rPr>
-              <w:t>心舍</w:t>
-            </w:r>
-            <w:r>
-              <w:t xml:space="preserve"> · 账册 · 设置 · 剧情</w:t>
-            </w:r>
+            </w:r>
+            <w:r/>
           </w:p>
         </w:tc>
       </w:tr>
@@ -16208,7 +16195,7 @@
               </w:rPr>
             </w:pPr>
             <w:r>
-              <w:t>战斗时在正文与导航之间插入，两列技艺按钮</w:t>
+              <w:t>战斗时在正文与导航之间插入，五列横向技艺按钮</w:t>
             </w:r>
           </w:p>
         </w:tc>
@@ -16248,17 +16235,14 @@
         </w:rPr>
       </w:pPr>
       <w:r>
-        <w:t xml:space="preserve">下图为四个核心界面的线框设计，展示顶栏、正文区、底部导航与战斗操作栏的层级关系：① 古建地图、② 建筑调查、③ </w:t>
+        <w:t>下图展示横屏加载与欢迎、关卡选择、调查与修复、守护战的分区关系。分辨率以 1280×720 为基准；欢迎与关卡使用独立全幅原画。</w:t>
       </w:r>
       <w:r>
         <w:rPr>
           <w:color w:val="0000FF"/>
         </w:rPr>
-        <w:t>白蚀</w:t>
-      </w:r>
-      <w:r>
-        <w:t>守护战、④ 事件结算。</w:t>
-      </w:r>
+      </w:r>
+      <w:r/>
     </w:p>
     <w:p>
       <w:pPr>
@@ -16273,7 +16257,7 @@
         </w:rPr>
         <w:drawing>
           <wp:inline distT="0" distB="0" distL="0" distR="0" wp14:anchorId="2614E3E8" wp14:editId="0A77FD12">
-            <wp:extent cx="5731510" cy="3517062"/>
+            <wp:extent cx="5731510" cy="3582193"/>
             <wp:effectExtent l="0" t="0" r="0" b="0"/>
             <wp:docPr id="101" name="Picture 101"/>
             <wp:cNvGraphicFramePr>
@@ -16295,7 +16279,7 @@
                   <pic:spPr>
                     <a:xfrm>
                       <a:off x="0" y="0"/>
-                      <a:ext cx="5731510" cy="3517062"/>
+                      <a:ext cx="5731510" cy="3582193"/>
                     </a:xfrm>
                     <a:prstGeom prst="rect">
                       <a:avLst/>
@@ -16346,17 +16330,14 @@
         </w:rPr>
       </w:pPr>
       <w:r>
-        <w:t>游戏共 16 个页面态，主链为纵向顺序，底部五个入口在加载完成后常驻（对话演出期间为全屏模态层）。图中实线为主流程，红色虚线为失败与</w:t>
+        <w:t>游戏共 17 个页面态，新增独立欢迎页，主链为加载、欢迎、关卡与事件；底部五个入口在进入旅程后常驻（对话演出期间为全屏模态层）。图中实线为主流程，红色虚线为失败与回溯支线。</w:t>
       </w:r>
       <w:r>
         <w:rPr>
           <w:color w:val="0000FF"/>
         </w:rPr>
-        <w:t>回溯</w:t>
-      </w:r>
-      <w:r>
-        <w:t>支线。</w:t>
-      </w:r>
+      </w:r>
+      <w:r/>
     </w:p>
     <w:p>
       <w:pPr>
@@ -16427,71 +16408,50 @@
         </w:rPr>
       </w:pPr>
       <w:r>
-        <w:t xml:space="preserve">页面清单：开屏 / 古建地图 / 开场对话 / 失败演出 / 失败操作 / 建筑调查 / 修复谜题 / </w:t>
+        <w:t>页面清单：加载 / 欢迎 / 关卡选择 / 开场对话 / 失败演出 / 失败操作 / 建筑调查 / 修复谜题 / 墨灵抉择 / 白蚀守护战 / 事件结算 / 心舍 / 墨灵详情 / 墨灵对照 / 记忆账册 / 檐下谱·剧情 / 设置。</w:t>
       </w:r>
       <w:r>
         <w:rPr>
           <w:color w:val="0000FF"/>
         </w:rPr>
-        <w:t>墨灵</w:t>
-      </w:r>
-      <w:r>
-        <w:t xml:space="preserve">抉择 / </w:t>
-      </w:r>
+      </w:r>
+      <w:r/>
       <w:r>
         <w:rPr>
           <w:color w:val="0000FF"/>
         </w:rPr>
-        <w:t>白蚀</w:t>
-      </w:r>
-      <w:r>
-        <w:t xml:space="preserve">守护战 / 事件结算 / </w:t>
-      </w:r>
+      </w:r>
+      <w:r/>
       <w:r>
         <w:rPr>
           <w:color w:val="0000FF"/>
         </w:rPr>
-        <w:t>心舍</w:t>
-      </w:r>
-      <w:r>
-        <w:t xml:space="preserve"> / </w:t>
-      </w:r>
+      </w:r>
+      <w:r/>
       <w:r>
         <w:rPr>
           <w:color w:val="0000FF"/>
         </w:rPr>
-        <w:t>墨灵</w:t>
-      </w:r>
-      <w:r>
-        <w:t xml:space="preserve">详情 / </w:t>
-      </w:r>
+      </w:r>
+      <w:r/>
       <w:r>
         <w:rPr>
           <w:color w:val="0000FF"/>
         </w:rPr>
-        <w:t>墨灵</w:t>
-      </w:r>
-      <w:r>
-        <w:t xml:space="preserve">对照 / </w:t>
-      </w:r>
+      </w:r>
+      <w:r/>
       <w:r>
         <w:rPr>
           <w:color w:val="0000FF"/>
         </w:rPr>
-        <w:t>记忆账册</w:t>
-      </w:r>
-      <w:r>
-        <w:t xml:space="preserve"> / </w:t>
-      </w:r>
+      </w:r>
+      <w:r/>
       <w:r>
         <w:rPr>
           <w:color w:val="0000FF"/>
         </w:rPr>
-        <w:t>檐下谱</w:t>
-      </w:r>
-      <w:r>
-        <w:t>·剧情 / 设置。</w:t>
-      </w:r>
+      </w:r>
+      <w:r/>
     </w:p>
     <w:p>
       <w:pPr>
@@ -19528,7 +19488,7 @@
               </w:rPr>
             </w:pPr>
             <w:r>
-              <w:t>16 个页面态、页面流转、五类操作细节、输入映射、音效体系、设置项</w:t>
+              <w:t>17 个页面态、页面流转、五类操作细节、输入映射、音效体系、设置项</w:t>
             </w:r>
           </w:p>
         </w:tc>
@@ -20277,6 +20237,84 @@
           <w:rFonts w:hint="eastAsia"/>
         </w:rPr>
       </w:pPr>
+    </w:p>
+    <w:p>
+      <w:pPr>
+        <w:pageBreakBefore/>
+      </w:pPr>
+      <w:r>
+        <w:rPr>
+          <w:b/>
+          <w:sz w:val="32"/>
+        </w:rPr>
+        <w:t>横屏入口与素材更新 2026年9月28日</w:t>
+      </w:r>
+    </w:p>
+    <w:p>
+      <w:pPr>
+        <w:spacing w:line="360" w:lineRule="auto"/>
+      </w:pPr>
+      <w:r>
+        <w:rPr>
+          <w:sz w:val="24"/>
+        </w:rPr>
+        <w:t>本轮保留内容协议 v10、五章十任务和服务端权威存档，重新设计横屏入口与游戏内布局。启动顺序为“加载 → 欢迎 → 关卡选择 → 开场对话 → 调查 → 修复 → 取舍 → 守护／结算”。欢迎页不显示游戏内资源栏或导航。</w:t>
+      </w:r>
+    </w:p>
+    <w:p>
+      <w:pPr>
+        <w:spacing w:line="360" w:lineRule="auto"/>
+      </w:pPr>
+      <w:r>
+        <w:rPr>
+          <w:sz w:val="24"/>
+        </w:rPr>
+        <w:t>加载页使用独立 Logo，按连接服务、读取旅程、展开章节、恢复会话显示真实阶段进度。只有全部步骤成功才进入欢迎页；失败显示原因、重新加载与退出，不建立虚假的离线进度。欢迎背景自带题字，操作集中于右下方，提供启程或继续旅程、选择关卡、声音设置和退出。</w:t>
+      </w:r>
+    </w:p>
+    <w:p>
+      <w:pPr>
+        <w:spacing w:line="360" w:lineRule="auto"/>
+      </w:pPr>
+      <w:r>
+        <w:rPr>
+          <w:sz w:val="24"/>
+        </w:rPr>
+        <w:t>关卡页上方横排五章，依次为廊桥、社庙、戏楼、牌坊、墨塔；章节按钮显示修复数量或未解锁状态，选中章节用暖金边框强调。下方左侧展示章节场景，右侧仅展示该章任务与解锁原因，避免十任务长列表。可预览锁定章节，但任务按钮不可进入；已修复任务标注重访；存在未完事件时显示继续入口。返回时保留所选章节。</w:t>
+      </w:r>
+    </w:p>
+    <w:p>
+      <w:pPr>
+        <w:spacing w:line="360" w:lineRule="auto"/>
+      </w:pPr>
+      <w:r>
+        <w:rPr>
+          <w:sz w:val="24"/>
+        </w:rPr>
+        <w:t>调查、描摹、构件修复、技艺机关和战斗采用左侧宽画布、右侧可滚动说明；图式选择保持横向并列。技能栏在底部横排，滚动说明不带走技能按钮。对话采用全幅背景与底部横向台词板。收藏、账册和结算长内容保持可滚动。窗口支持 960×540、1280×720、1600×900 与宽屏扩展。</w:t>
+      </w:r>
+    </w:p>
+    <w:p>
+      <w:pPr>
+        <w:spacing w:line="360" w:lineRule="auto"/>
+      </w:pPr>
+      <w:r>
+        <w:rPr>
+          <w:sz w:val="24"/>
+        </w:rPr>
+        <w:t>素材来源为 Task02/Original-new/生成图片：游戏开始界面、关卡选择界面背景、独立 Logo，以及十任务场景与飞鸟山共十一张横屏场景。运行时副本集中于客户端 assets/landscape；欢迎背景中的主角使用新版原画，游戏内可移动角色仍为墨色剪影。Logo 原图为带浅色棋盘底的 RGB 图片，界面以着色器去除浅底显示墨字，保留源文件。场景侵蚀仍由褪色与裂纹叠层表现。</w:t>
+      </w:r>
+    </w:p>
+    <w:p>
+      <w:pPr>
+        <w:spacing w:line="360" w:lineRule="auto"/>
+      </w:pPr>
+      <w:r>
+        <w:rPr>
+          <w:sz w:val="24"/>
+        </w:rPr>
+        <w:t>继续旅程优先恢复当前事件；首次启程进入关卡页。返回欢迎不清档、不新建玩家，不改变章节解锁、任务顺序、记忆取舍或战斗结算规则。未开始修复的调查在本次运行内暂停保留；关闭程序后，未提交的调查线索需要重新发现，已提交的会话按服务端进度恢复。</w:t>
+      </w:r>
     </w:p>
     <w:sectPr>
       <w:pgSz w:w="11906" w:h="16838"/>
